--- a/tillsyn/A 7386-2025 tillsynsbegäran.docx
+++ b/tillsyn/A 7386-2025 tillsynsbegäran.docx
@@ -218,7 +218,7 @@
     <w:r>
       <w:tab/>
       <w:tab/>
-      <w:t>2025-02-18</w:t>
+      <w:t>2025-02-19</w:t>
       <w:br/>
       <w:br/>
     </w:r>

--- a/tillsyn/A 7386-2025 tillsynsbegäran.docx
+++ b/tillsyn/A 7386-2025 tillsynsbegäran.docx
@@ -218,7 +218,7 @@
     <w:r>
       <w:tab/>
       <w:tab/>
-      <w:t>2025-02-19</w:t>
+      <w:t>2025-02-20</w:t>
       <w:br/>
       <w:br/>
     </w:r>

--- a/tillsyn/A 7386-2025 tillsynsbegäran.docx
+++ b/tillsyn/A 7386-2025 tillsynsbegäran.docx
@@ -218,7 +218,7 @@
     <w:r>
       <w:tab/>
       <w:tab/>
-      <w:t>2025-02-20</w:t>
+      <w:t>2025-02-21</w:t>
       <w:br/>
       <w:br/>
     </w:r>

--- a/tillsyn/A 7386-2025 tillsynsbegäran.docx
+++ b/tillsyn/A 7386-2025 tillsynsbegäran.docx
@@ -218,7 +218,7 @@
     <w:r>
       <w:tab/>
       <w:tab/>
-      <w:t>2025-02-21</w:t>
+      <w:t>2025-02-22</w:t>
       <w:br/>
       <w:br/>
     </w:r>

--- a/tillsyn/A 7386-2025 tillsynsbegäran.docx
+++ b/tillsyn/A 7386-2025 tillsynsbegäran.docx
@@ -218,7 +218,7 @@
     <w:r>
       <w:tab/>
       <w:tab/>
-      <w:t>2025-02-22</w:t>
+      <w:t>2025-02-23</w:t>
       <w:br/>
       <w:br/>
     </w:r>

--- a/tillsyn/A 7386-2025 tillsynsbegäran.docx
+++ b/tillsyn/A 7386-2025 tillsynsbegäran.docx
@@ -218,7 +218,7 @@
     <w:r>
       <w:tab/>
       <w:tab/>
-      <w:t>2025-02-23</w:t>
+      <w:t>2025-02-24</w:t>
       <w:br/>
       <w:br/>
     </w:r>

--- a/tillsyn/A 7386-2025 tillsynsbegäran.docx
+++ b/tillsyn/A 7386-2025 tillsynsbegäran.docx
@@ -218,7 +218,7 @@
     <w:r>
       <w:tab/>
       <w:tab/>
-      <w:t>2025-02-24</w:t>
+      <w:t>2025-02-25</w:t>
       <w:br/>
       <w:br/>
     </w:r>

--- a/tillsyn/A 7386-2025 tillsynsbegäran.docx
+++ b/tillsyn/A 7386-2025 tillsynsbegäran.docx
@@ -218,7 +218,7 @@
     <w:r>
       <w:tab/>
       <w:tab/>
-      <w:t>2025-02-25</w:t>
+      <w:t>2025-02-26</w:t>
       <w:br/>
       <w:br/>
     </w:r>

--- a/tillsyn/A 7386-2025 tillsynsbegäran.docx
+++ b/tillsyn/A 7386-2025 tillsynsbegäran.docx
@@ -218,7 +218,7 @@
     <w:r>
       <w:tab/>
       <w:tab/>
-      <w:t>2025-02-26</w:t>
+      <w:t>2025-02-27</w:t>
       <w:br/>
       <w:br/>
     </w:r>

--- a/tillsyn/A 7386-2025 tillsynsbegäran.docx
+++ b/tillsyn/A 7386-2025 tillsynsbegäran.docx
@@ -218,7 +218,7 @@
     <w:r>
       <w:tab/>
       <w:tab/>
-      <w:t>2025-02-27</w:t>
+      <w:t>2025-02-28</w:t>
       <w:br/>
       <w:br/>
     </w:r>

--- a/tillsyn/A 7386-2025 tillsynsbegäran.docx
+++ b/tillsyn/A 7386-2025 tillsynsbegäran.docx
@@ -218,7 +218,7 @@
     <w:r>
       <w:tab/>
       <w:tab/>
-      <w:t>2025-02-28</w:t>
+      <w:t>2025-03-01</w:t>
       <w:br/>
       <w:br/>
     </w:r>

--- a/tillsyn/A 7386-2025 tillsynsbegäran.docx
+++ b/tillsyn/A 7386-2025 tillsynsbegäran.docx
@@ -218,7 +218,7 @@
     <w:r>
       <w:tab/>
       <w:tab/>
-      <w:t>2025-03-01</w:t>
+      <w:t>2025-03-02</w:t>
       <w:br/>
       <w:br/>
     </w:r>

--- a/tillsyn/A 7386-2025 tillsynsbegäran.docx
+++ b/tillsyn/A 7386-2025 tillsynsbegäran.docx
@@ -218,7 +218,7 @@
     <w:r>
       <w:tab/>
       <w:tab/>
-      <w:t>2025-03-02</w:t>
+      <w:t>2025-03-03</w:t>
       <w:br/>
       <w:br/>
     </w:r>

--- a/tillsyn/A 7386-2025 tillsynsbegäran.docx
+++ b/tillsyn/A 7386-2025 tillsynsbegäran.docx
@@ -218,7 +218,7 @@
     <w:r>
       <w:tab/>
       <w:tab/>
-      <w:t>2025-03-03</w:t>
+      <w:t>2025-03-04</w:t>
       <w:br/>
       <w:br/>
     </w:r>

--- a/tillsyn/A 7386-2025 tillsynsbegäran.docx
+++ b/tillsyn/A 7386-2025 tillsynsbegäran.docx
@@ -218,7 +218,7 @@
     <w:r>
       <w:tab/>
       <w:tab/>
-      <w:t>2025-03-04</w:t>
+      <w:t>2025-03-05</w:t>
       <w:br/>
       <w:br/>
     </w:r>

--- a/tillsyn/A 7386-2025 tillsynsbegäran.docx
+++ b/tillsyn/A 7386-2025 tillsynsbegäran.docx
@@ -218,7 +218,7 @@
     <w:r>
       <w:tab/>
       <w:tab/>
-      <w:t>2025-03-05</w:t>
+      <w:t>2025-03-06</w:t>
       <w:br/>
       <w:br/>
     </w:r>

--- a/tillsyn/A 7386-2025 tillsynsbegäran.docx
+++ b/tillsyn/A 7386-2025 tillsynsbegäran.docx
@@ -218,7 +218,7 @@
     <w:r>
       <w:tab/>
       <w:tab/>
-      <w:t>2025-03-06</w:t>
+      <w:t>2025-03-07</w:t>
       <w:br/>
       <w:br/>
     </w:r>

--- a/tillsyn/A 7386-2025 tillsynsbegäran.docx
+++ b/tillsyn/A 7386-2025 tillsynsbegäran.docx
@@ -218,7 +218,7 @@
     <w:r>
       <w:tab/>
       <w:tab/>
-      <w:t>2025-03-07</w:t>
+      <w:t>2025-03-08</w:t>
       <w:br/>
       <w:br/>
     </w:r>

--- a/tillsyn/A 7386-2025 tillsynsbegäran.docx
+++ b/tillsyn/A 7386-2025 tillsynsbegäran.docx
@@ -218,7 +218,7 @@
     <w:r>
       <w:tab/>
       <w:tab/>
-      <w:t>2025-03-08</w:t>
+      <w:t>2025-03-09</w:t>
       <w:br/>
       <w:br/>
     </w:r>

--- a/tillsyn/A 7386-2025 tillsynsbegäran.docx
+++ b/tillsyn/A 7386-2025 tillsynsbegäran.docx
@@ -218,7 +218,7 @@
     <w:r>
       <w:tab/>
       <w:tab/>
-      <w:t>2025-03-09</w:t>
+      <w:t>2025-03-10</w:t>
       <w:br/>
       <w:br/>
     </w:r>

--- a/tillsyn/A 7386-2025 tillsynsbegäran.docx
+++ b/tillsyn/A 7386-2025 tillsynsbegäran.docx
@@ -218,7 +218,7 @@
     <w:r>
       <w:tab/>
       <w:tab/>
-      <w:t>2025-03-10</w:t>
+      <w:t>2025-03-11</w:t>
       <w:br/>
       <w:br/>
     </w:r>

--- a/tillsyn/A 7386-2025 tillsynsbegäran.docx
+++ b/tillsyn/A 7386-2025 tillsynsbegäran.docx
@@ -218,7 +218,7 @@
     <w:r>
       <w:tab/>
       <w:tab/>
-      <w:t>2025-03-11</w:t>
+      <w:t>2025-03-12</w:t>
       <w:br/>
       <w:br/>
     </w:r>

--- a/tillsyn/A 7386-2025 tillsynsbegäran.docx
+++ b/tillsyn/A 7386-2025 tillsynsbegäran.docx
@@ -218,7 +218,7 @@
     <w:r>
       <w:tab/>
       <w:tab/>
-      <w:t>2025-03-12</w:t>
+      <w:t>2025-03-13</w:t>
       <w:br/>
       <w:br/>
     </w:r>

--- a/tillsyn/A 7386-2025 tillsynsbegäran.docx
+++ b/tillsyn/A 7386-2025 tillsynsbegäran.docx
@@ -218,7 +218,7 @@
     <w:r>
       <w:tab/>
       <w:tab/>
-      <w:t>2025-03-13</w:t>
+      <w:t>2025-03-14</w:t>
       <w:br/>
       <w:br/>
     </w:r>

--- a/tillsyn/A 7386-2025 tillsynsbegäran.docx
+++ b/tillsyn/A 7386-2025 tillsynsbegäran.docx
@@ -218,7 +218,7 @@
     <w:r>
       <w:tab/>
       <w:tab/>
-      <w:t>2025-03-14</w:t>
+      <w:t>2025-03-15</w:t>
       <w:br/>
       <w:br/>
     </w:r>

--- a/tillsyn/A 7386-2025 tillsynsbegäran.docx
+++ b/tillsyn/A 7386-2025 tillsynsbegäran.docx
@@ -218,7 +218,7 @@
     <w:r>
       <w:tab/>
       <w:tab/>
-      <w:t>2025-03-15</w:t>
+      <w:t>2025-03-16</w:t>
       <w:br/>
       <w:br/>
     </w:r>

--- a/tillsyn/A 7386-2025 tillsynsbegäran.docx
+++ b/tillsyn/A 7386-2025 tillsynsbegäran.docx
@@ -218,7 +218,7 @@
     <w:r>
       <w:tab/>
       <w:tab/>
-      <w:t>2025-03-16</w:t>
+      <w:t>2025-03-17</w:t>
       <w:br/>
       <w:br/>
     </w:r>

--- a/tillsyn/A 7386-2025 tillsynsbegäran.docx
+++ b/tillsyn/A 7386-2025 tillsynsbegäran.docx
@@ -218,7 +218,7 @@
     <w:r>
       <w:tab/>
       <w:tab/>
-      <w:t>2025-03-17</w:t>
+      <w:t>2025-03-18</w:t>
       <w:br/>
       <w:br/>
     </w:r>

--- a/tillsyn/A 7386-2025 tillsynsbegäran.docx
+++ b/tillsyn/A 7386-2025 tillsynsbegäran.docx
@@ -218,7 +218,7 @@
     <w:r>
       <w:tab/>
       <w:tab/>
-      <w:t>2025-03-18</w:t>
+      <w:t>2025-03-19</w:t>
       <w:br/>
       <w:br/>
     </w:r>

--- a/tillsyn/A 7386-2025 tillsynsbegäran.docx
+++ b/tillsyn/A 7386-2025 tillsynsbegäran.docx
@@ -218,7 +218,7 @@
     <w:r>
       <w:tab/>
       <w:tab/>
-      <w:t>2025-03-19</w:t>
+      <w:t>2025-03-20</w:t>
       <w:br/>
       <w:br/>
     </w:r>

--- a/tillsyn/A 7386-2025 tillsynsbegäran.docx
+++ b/tillsyn/A 7386-2025 tillsynsbegäran.docx
@@ -218,7 +218,7 @@
     <w:r>
       <w:tab/>
       <w:tab/>
-      <w:t>2025-03-20</w:t>
+      <w:t>2025-03-21</w:t>
       <w:br/>
       <w:br/>
     </w:r>

--- a/tillsyn/A 7386-2025 tillsynsbegäran.docx
+++ b/tillsyn/A 7386-2025 tillsynsbegäran.docx
@@ -218,7 +218,7 @@
     <w:r>
       <w:tab/>
       <w:tab/>
-      <w:t>2025-03-21</w:t>
+      <w:t>2025-03-22</w:t>
       <w:br/>
       <w:br/>
     </w:r>

--- a/tillsyn/A 7386-2025 tillsynsbegäran.docx
+++ b/tillsyn/A 7386-2025 tillsynsbegäran.docx
@@ -218,7 +218,7 @@
     <w:r>
       <w:tab/>
       <w:tab/>
-      <w:t>2025-03-22</w:t>
+      <w:t>2025-03-23</w:t>
       <w:br/>
       <w:br/>
     </w:r>

--- a/tillsyn/A 7386-2025 tillsynsbegäran.docx
+++ b/tillsyn/A 7386-2025 tillsynsbegäran.docx
@@ -218,7 +218,7 @@
     <w:r>
       <w:tab/>
       <w:tab/>
-      <w:t>2025-03-23</w:t>
+      <w:t>2025-03-24</w:t>
       <w:br/>
       <w:br/>
     </w:r>

--- a/tillsyn/A 7386-2025 tillsynsbegäran.docx
+++ b/tillsyn/A 7386-2025 tillsynsbegäran.docx
@@ -218,7 +218,7 @@
     <w:r>
       <w:tab/>
       <w:tab/>
-      <w:t>2025-03-24</w:t>
+      <w:t>2025-03-25</w:t>
       <w:br/>
       <w:br/>
     </w:r>

--- a/tillsyn/A 7386-2025 tillsynsbegäran.docx
+++ b/tillsyn/A 7386-2025 tillsynsbegäran.docx
@@ -218,7 +218,7 @@
     <w:r>
       <w:tab/>
       <w:tab/>
-      <w:t>2025-03-25</w:t>
+      <w:t>2025-03-26</w:t>
       <w:br/>
       <w:br/>
     </w:r>

--- a/tillsyn/A 7386-2025 tillsynsbegäran.docx
+++ b/tillsyn/A 7386-2025 tillsynsbegäran.docx
@@ -218,7 +218,7 @@
     <w:r>
       <w:tab/>
       <w:tab/>
-      <w:t>2025-03-26</w:t>
+      <w:t>2025-03-27</w:t>
       <w:br/>
       <w:br/>
     </w:r>

--- a/tillsyn/A 7386-2025 tillsynsbegäran.docx
+++ b/tillsyn/A 7386-2025 tillsynsbegäran.docx
@@ -218,7 +218,7 @@
     <w:r>
       <w:tab/>
       <w:tab/>
-      <w:t>2025-03-27</w:t>
+      <w:t>2025-03-28</w:t>
       <w:br/>
       <w:br/>
     </w:r>

--- a/tillsyn/A 7386-2025 tillsynsbegäran.docx
+++ b/tillsyn/A 7386-2025 tillsynsbegäran.docx
@@ -218,7 +218,7 @@
     <w:r>
       <w:tab/>
       <w:tab/>
-      <w:t>2025-03-28</w:t>
+      <w:t>2025-03-29</w:t>
       <w:br/>
       <w:br/>
     </w:r>

--- a/tillsyn/A 7386-2025 tillsynsbegäran.docx
+++ b/tillsyn/A 7386-2025 tillsynsbegäran.docx
@@ -218,7 +218,7 @@
     <w:r>
       <w:tab/>
       <w:tab/>
-      <w:t>2025-04-02</w:t>
+      <w:t>2025-04-03</w:t>
       <w:br/>
       <w:br/>
     </w:r>

--- a/tillsyn/A 7386-2025 tillsynsbegäran.docx
+++ b/tillsyn/A 7386-2025 tillsynsbegäran.docx
@@ -218,7 +218,7 @@
     <w:r>
       <w:tab/>
       <w:tab/>
-      <w:t>2025-04-03</w:t>
+      <w:t>2025-04-05</w:t>
       <w:br/>
       <w:br/>
     </w:r>

--- a/tillsyn/A 7386-2025 tillsynsbegäran.docx
+++ b/tillsyn/A 7386-2025 tillsynsbegäran.docx
@@ -218,7 +218,7 @@
     <w:r>
       <w:tab/>
       <w:tab/>
-      <w:t>2025-04-05</w:t>
+      <w:t>2025-04-06</w:t>
       <w:br/>
       <w:br/>
     </w:r>

--- a/tillsyn/A 7386-2025 tillsynsbegäran.docx
+++ b/tillsyn/A 7386-2025 tillsynsbegäran.docx
@@ -218,7 +218,7 @@
     <w:r>
       <w:tab/>
       <w:tab/>
-      <w:t>2025-04-06</w:t>
+      <w:t>2025-04-07</w:t>
       <w:br/>
       <w:br/>
     </w:r>

--- a/tillsyn/A 7386-2025 tillsynsbegäran.docx
+++ b/tillsyn/A 7386-2025 tillsynsbegäran.docx
@@ -218,7 +218,7 @@
     <w:r>
       <w:tab/>
       <w:tab/>
-      <w:t>2025-04-07</w:t>
+      <w:t>2025-04-08</w:t>
       <w:br/>
       <w:br/>
     </w:r>

--- a/tillsyn/A 7386-2025 tillsynsbegäran.docx
+++ b/tillsyn/A 7386-2025 tillsynsbegäran.docx
@@ -218,7 +218,7 @@
     <w:r>
       <w:tab/>
       <w:tab/>
-      <w:t>2025-04-08</w:t>
+      <w:t>2025-04-09</w:t>
       <w:br/>
       <w:br/>
     </w:r>

--- a/tillsyn/A 7386-2025 tillsynsbegäran.docx
+++ b/tillsyn/A 7386-2025 tillsynsbegäran.docx
@@ -90,6 +90,17 @@
         <w:t>Figur 1. Fyndplatser för naturvårdsarter i det avverkningsanmälda området (röd linje). Markörer utan svart kant är placerade på fyndplatsen. Markörer med svart kant är placerade vid sidan av fyndplatsen och har ett svart streck som visar fyndplatsens exakta position. Kartans mittpunktskoordinat är N 6361213, E 527537 i SWEREF 99 TM.</w:t>
       </w:r>
     </w:p>
+    <w:p>
+      <w:r>
+        <w:rPr>
+          <w:b/>
+        </w:rPr>
+        <w:t xml:space="preserve">Rotfingersvamp (VU) </w:t>
+      </w:r>
+      <w:r>
+        <w:t>bildar mykorrhiza med tall, i tallskog på sandiga marker särskilt på åssluttningar. Huvudsakligen förekommer den i norra Sverige, i äldre icke kalavverkad kontinuitetsskog. Arten är placerad högst upp i Skogsstyrelsens värdepyramid för bedömning av skog med höga naturvärden. Områden med arten bör skyddas och undantas från rationellt skogsbruk och slutavverkning, kraftig gallring och skogsgödsling måste helt undvikas (SLU Artdatabanken, 2024; Nitare &amp; Skogsstyrelsen, 2019).</w:t>
+      </w:r>
+    </w:p>
     <w:sectPr>
       <w:headerReference w:type="even" r:id="rId8"/>
       <w:headerReference w:type="default" r:id="rId9"/>
@@ -218,7 +229,7 @@
     <w:r>
       <w:tab/>
       <w:tab/>
-      <w:t>2025-04-09</w:t>
+      <w:t>2025-04-10</w:t>
       <w:br/>
       <w:br/>
     </w:r>

--- a/tillsyn/A 7386-2025 tillsynsbegäran.docx
+++ b/tillsyn/A 7386-2025 tillsynsbegäran.docx
@@ -229,7 +229,7 @@
     <w:r>
       <w:tab/>
       <w:tab/>
-      <w:t>2025-04-10</w:t>
+      <w:t>2025-04-11</w:t>
       <w:br/>
       <w:br/>
     </w:r>

--- a/tillsyn/A 7386-2025 tillsynsbegäran.docx
+++ b/tillsyn/A 7386-2025 tillsynsbegäran.docx
@@ -229,7 +229,7 @@
     <w:r>
       <w:tab/>
       <w:tab/>
-      <w:t>2025-04-11</w:t>
+      <w:t>2025-04-12</w:t>
       <w:br/>
       <w:br/>
     </w:r>

--- a/tillsyn/A 7386-2025 tillsynsbegäran.docx
+++ b/tillsyn/A 7386-2025 tillsynsbegäran.docx
@@ -229,7 +229,7 @@
     <w:r>
       <w:tab/>
       <w:tab/>
-      <w:t>2025-04-12</w:t>
+      <w:t>2025-04-13</w:t>
       <w:br/>
       <w:br/>
     </w:r>

--- a/tillsyn/A 7386-2025 tillsynsbegäran.docx
+++ b/tillsyn/A 7386-2025 tillsynsbegäran.docx
@@ -98,7 +98,7 @@
         <w:t xml:space="preserve">Rotfingersvamp (VU) </w:t>
       </w:r>
       <w:r>
-        <w:t>bildar mykorrhiza med tall, i tallskog på sandiga marker särskilt på åssluttningar. Huvudsakligen förekommer den i norra Sverige, i äldre icke kalavverkad kontinuitetsskog. Arten är placerad högst upp i Skogsstyrelsens värdepyramid för bedömning av skog med höga naturvärden. Områden med arten bör skyddas och undantas från rationellt skogsbruk och slutavverkning, kraftig gallring och skogsgödsling måste helt undvikas (SLU Artdatabanken, 2024; Nitare &amp; Skogsstyrelsen, 2019).</w:t>
+        <w:t>bildar mykorrhiza med tall, i tallskog på sandiga marker särskilt på åssluttningar. Huvudsakligen förekommer den i norra Sverige, i äldre icke kalavverkad kontinuitetsskog. Rotfingersvamp är placerad högst upp i Skogsstyrelsens värdepyramid för bedömning av skog med höga naturvärden och globalt rödlistad som nära hotad (NT) vilket innebär att Sverige har ett internationellt ansvar för arten. Områden med arten bör skyddas och undantas från rationellt skogsbruk och slutavverkning, kraftig gallring och skogsgödsling måste helt undvikas (IUCN, 2025; SLU Artdatabanken, 2024; Nitare &amp; Skogsstyrelsen, 2019).</w:t>
       </w:r>
     </w:p>
     <w:sectPr>
@@ -229,7 +229,7 @@
     <w:r>
       <w:tab/>
       <w:tab/>
-      <w:t>2025-04-13</w:t>
+      <w:t>2025-04-14</w:t>
       <w:br/>
       <w:br/>
     </w:r>

--- a/tillsyn/A 7386-2025 tillsynsbegäran.docx
+++ b/tillsyn/A 7386-2025 tillsynsbegäran.docx
@@ -229,7 +229,7 @@
     <w:r>
       <w:tab/>
       <w:tab/>
-      <w:t>2025-04-14</w:t>
+      <w:t>2025-04-15</w:t>
       <w:br/>
       <w:br/>
     </w:r>

--- a/tillsyn/A 7386-2025 tillsynsbegäran.docx
+++ b/tillsyn/A 7386-2025 tillsynsbegäran.docx
@@ -229,7 +229,7 @@
     <w:r>
       <w:tab/>
       <w:tab/>
-      <w:t>2025-04-15</w:t>
+      <w:t>2025-04-16</w:t>
       <w:br/>
       <w:br/>
     </w:r>

--- a/tillsyn/A 7386-2025 tillsynsbegäran.docx
+++ b/tillsyn/A 7386-2025 tillsynsbegäran.docx
@@ -229,7 +229,7 @@
     <w:r>
       <w:tab/>
       <w:tab/>
-      <w:t>2025-04-16</w:t>
+      <w:t>2025-04-17</w:t>
       <w:br/>
       <w:br/>
     </w:r>

--- a/tillsyn/A 7386-2025 tillsynsbegäran.docx
+++ b/tillsyn/A 7386-2025 tillsynsbegäran.docx
@@ -229,7 +229,7 @@
     <w:r>
       <w:tab/>
       <w:tab/>
-      <w:t>2025-04-17</w:t>
+      <w:t>2025-04-18</w:t>
       <w:br/>
       <w:br/>
     </w:r>

--- a/tillsyn/A 7386-2025 tillsynsbegäran.docx
+++ b/tillsyn/A 7386-2025 tillsynsbegäran.docx
@@ -229,7 +229,7 @@
     <w:r>
       <w:tab/>
       <w:tab/>
-      <w:t>2025-04-18</w:t>
+      <w:t>2025-04-19</w:t>
       <w:br/>
       <w:br/>
     </w:r>

--- a/tillsyn/A 7386-2025 tillsynsbegäran.docx
+++ b/tillsyn/A 7386-2025 tillsynsbegäran.docx
@@ -229,7 +229,7 @@
     <w:r>
       <w:tab/>
       <w:tab/>
-      <w:t>2025-05-03</w:t>
+      <w:t>2025-05-04</w:t>
       <w:br/>
       <w:br/>
     </w:r>

--- a/tillsyn/A 7386-2025 tillsynsbegäran.docx
+++ b/tillsyn/A 7386-2025 tillsynsbegäran.docx
@@ -229,7 +229,7 @@
     <w:r>
       <w:tab/>
       <w:tab/>
-      <w:t>2025-05-04</w:t>
+      <w:t>2025-05-06</w:t>
       <w:br/>
       <w:br/>
     </w:r>

--- a/tillsyn/A 7386-2025 tillsynsbegäran.docx
+++ b/tillsyn/A 7386-2025 tillsynsbegäran.docx
@@ -229,7 +229,7 @@
     <w:r>
       <w:tab/>
       <w:tab/>
-      <w:t>2025-05-06</w:t>
+      <w:t>2025-05-07</w:t>
       <w:br/>
       <w:br/>
     </w:r>

--- a/tillsyn/A 7386-2025 tillsynsbegäran.docx
+++ b/tillsyn/A 7386-2025 tillsynsbegäran.docx
@@ -229,7 +229,7 @@
     <w:r>
       <w:tab/>
       <w:tab/>
-      <w:t>2025-05-07</w:t>
+      <w:t>2025-05-08</w:t>
       <w:br/>
       <w:br/>
     </w:r>

--- a/tillsyn/A 7386-2025 tillsynsbegäran.docx
+++ b/tillsyn/A 7386-2025 tillsynsbegäran.docx
@@ -229,7 +229,7 @@
     <w:r>
       <w:tab/>
       <w:tab/>
-      <w:t>2025-05-08</w:t>
+      <w:t>2025-05-09</w:t>
       <w:br/>
       <w:br/>
     </w:r>

--- a/tillsyn/A 7386-2025 tillsynsbegäran.docx
+++ b/tillsyn/A 7386-2025 tillsynsbegäran.docx
@@ -229,7 +229,7 @@
     <w:r>
       <w:tab/>
       <w:tab/>
-      <w:t>2025-05-09</w:t>
+      <w:t>2025-05-10</w:t>
       <w:br/>
       <w:br/>
     </w:r>

--- a/tillsyn/A 7386-2025 tillsynsbegäran.docx
+++ b/tillsyn/A 7386-2025 tillsynsbegäran.docx
@@ -229,7 +229,7 @@
     <w:r>
       <w:tab/>
       <w:tab/>
-      <w:t>2025-05-10</w:t>
+      <w:t>2025-05-11</w:t>
       <w:br/>
       <w:br/>
     </w:r>

--- a/tillsyn/A 7386-2025 tillsynsbegäran.docx
+++ b/tillsyn/A 7386-2025 tillsynsbegäran.docx
@@ -229,7 +229,7 @@
     <w:r>
       <w:tab/>
       <w:tab/>
-      <w:t>2025-05-11</w:t>
+      <w:t>2025-05-12</w:t>
       <w:br/>
       <w:br/>
     </w:r>

--- a/tillsyn/A 7386-2025 tillsynsbegäran.docx
+++ b/tillsyn/A 7386-2025 tillsynsbegäran.docx
@@ -229,7 +229,7 @@
     <w:r>
       <w:tab/>
       <w:tab/>
-      <w:t>2025-05-12</w:t>
+      <w:t>2025-05-13</w:t>
       <w:br/>
       <w:br/>
     </w:r>

--- a/tillsyn/A 7386-2025 tillsynsbegäran.docx
+++ b/tillsyn/A 7386-2025 tillsynsbegäran.docx
@@ -229,7 +229,7 @@
     <w:r>
       <w:tab/>
       <w:tab/>
-      <w:t>2025-05-13</w:t>
+      <w:t>2025-05-14</w:t>
       <w:br/>
       <w:br/>
     </w:r>

--- a/tillsyn/A 7386-2025 tillsynsbegäran.docx
+++ b/tillsyn/A 7386-2025 tillsynsbegäran.docx
@@ -229,7 +229,7 @@
     <w:r>
       <w:tab/>
       <w:tab/>
-      <w:t>2025-05-14</w:t>
+      <w:t>2025-05-15</w:t>
       <w:br/>
       <w:br/>
     </w:r>

--- a/tillsyn/A 7386-2025 tillsynsbegäran.docx
+++ b/tillsyn/A 7386-2025 tillsynsbegäran.docx
@@ -229,7 +229,7 @@
     <w:r>
       <w:tab/>
       <w:tab/>
-      <w:t>2025-05-15</w:t>
+      <w:t>2025-05-16</w:t>
       <w:br/>
       <w:br/>
     </w:r>

--- a/tillsyn/A 7386-2025 tillsynsbegäran.docx
+++ b/tillsyn/A 7386-2025 tillsynsbegäran.docx
@@ -229,7 +229,7 @@
     <w:r>
       <w:tab/>
       <w:tab/>
-      <w:t>2025-05-16</w:t>
+      <w:t>2025-05-17</w:t>
       <w:br/>
       <w:br/>
     </w:r>

--- a/tillsyn/A 7386-2025 tillsynsbegäran.docx
+++ b/tillsyn/A 7386-2025 tillsynsbegäran.docx
@@ -229,7 +229,7 @@
     <w:r>
       <w:tab/>
       <w:tab/>
-      <w:t>2025-05-17</w:t>
+      <w:t>2025-05-18</w:t>
       <w:br/>
       <w:br/>
     </w:r>

--- a/tillsyn/A 7386-2025 tillsynsbegäran.docx
+++ b/tillsyn/A 7386-2025 tillsynsbegäran.docx
@@ -229,7 +229,7 @@
     <w:r>
       <w:tab/>
       <w:tab/>
-      <w:t>2025-05-18</w:t>
+      <w:t>2025-05-19</w:t>
       <w:br/>
       <w:br/>
     </w:r>

--- a/tillsyn/A 7386-2025 tillsynsbegäran.docx
+++ b/tillsyn/A 7386-2025 tillsynsbegäran.docx
@@ -229,7 +229,7 @@
     <w:r>
       <w:tab/>
       <w:tab/>
-      <w:t>2025-05-19</w:t>
+      <w:t>2025-05-20</w:t>
       <w:br/>
       <w:br/>
     </w:r>

--- a/tillsyn/A 7386-2025 tillsynsbegäran.docx
+++ b/tillsyn/A 7386-2025 tillsynsbegäran.docx
@@ -229,7 +229,7 @@
     <w:r>
       <w:tab/>
       <w:tab/>
-      <w:t>2025-05-20</w:t>
+      <w:t>2025-05-21</w:t>
       <w:br/>
       <w:br/>
     </w:r>

--- a/tillsyn/A 7386-2025 tillsynsbegäran.docx
+++ b/tillsyn/A 7386-2025 tillsynsbegäran.docx
@@ -229,7 +229,7 @@
     <w:r>
       <w:tab/>
       <w:tab/>
-      <w:t>2025-05-21</w:t>
+      <w:t>2025-05-22</w:t>
       <w:br/>
       <w:br/>
     </w:r>

--- a/tillsyn/A 7386-2025 tillsynsbegäran.docx
+++ b/tillsyn/A 7386-2025 tillsynsbegäran.docx
@@ -229,7 +229,7 @@
     <w:r>
       <w:tab/>
       <w:tab/>
-      <w:t>2025-05-22</w:t>
+      <w:t>2025-05-23</w:t>
       <w:br/>
       <w:br/>
     </w:r>

--- a/tillsyn/A 7386-2025 tillsynsbegäran.docx
+++ b/tillsyn/A 7386-2025 tillsynsbegäran.docx
@@ -229,7 +229,7 @@
     <w:r>
       <w:tab/>
       <w:tab/>
-      <w:t>2025-05-23</w:t>
+      <w:t>2025-05-24</w:t>
       <w:br/>
       <w:br/>
     </w:r>

--- a/tillsyn/A 7386-2025 tillsynsbegäran.docx
+++ b/tillsyn/A 7386-2025 tillsynsbegäran.docx
@@ -229,7 +229,7 @@
     <w:r>
       <w:tab/>
       <w:tab/>
-      <w:t>2025-05-24</w:t>
+      <w:t>2025-05-25</w:t>
       <w:br/>
       <w:br/>
     </w:r>

--- a/tillsyn/A 7386-2025 tillsynsbegäran.docx
+++ b/tillsyn/A 7386-2025 tillsynsbegäran.docx
@@ -229,7 +229,7 @@
     <w:r>
       <w:tab/>
       <w:tab/>
-      <w:t>2025-05-25</w:t>
+      <w:t>2025-05-26</w:t>
       <w:br/>
       <w:br/>
     </w:r>

--- a/tillsyn/A 7386-2025 tillsynsbegäran.docx
+++ b/tillsyn/A 7386-2025 tillsynsbegäran.docx
@@ -229,7 +229,7 @@
     <w:r>
       <w:tab/>
       <w:tab/>
-      <w:t>2025-05-26</w:t>
+      <w:t>2025-05-27</w:t>
       <w:br/>
       <w:br/>
     </w:r>

--- a/tillsyn/A 7386-2025 tillsynsbegäran.docx
+++ b/tillsyn/A 7386-2025 tillsynsbegäran.docx
@@ -229,7 +229,7 @@
     <w:r>
       <w:tab/>
       <w:tab/>
-      <w:t>2025-05-27</w:t>
+      <w:t>2025-05-30</w:t>
       <w:br/>
       <w:br/>
     </w:r>

--- a/tillsyn/A 7386-2025 tillsynsbegäran.docx
+++ b/tillsyn/A 7386-2025 tillsynsbegäran.docx
@@ -229,7 +229,7 @@
     <w:r>
       <w:tab/>
       <w:tab/>
-      <w:t>2025-05-30</w:t>
+      <w:t>2025-06-01</w:t>
       <w:br/>
       <w:br/>
     </w:r>

--- a/tillsyn/A 7386-2025 tillsynsbegäran.docx
+++ b/tillsyn/A 7386-2025 tillsynsbegäran.docx
@@ -229,7 +229,7 @@
     <w:r>
       <w:tab/>
       <w:tab/>
-      <w:t>2025-06-01</w:t>
+      <w:t>2025-06-02</w:t>
       <w:br/>
       <w:br/>
     </w:r>

--- a/tillsyn/A 7386-2025 tillsynsbegäran.docx
+++ b/tillsyn/A 7386-2025 tillsynsbegäran.docx
@@ -229,7 +229,7 @@
     <w:r>
       <w:tab/>
       <w:tab/>
-      <w:t>2025-06-02</w:t>
+      <w:t>2025-06-03</w:t>
       <w:br/>
       <w:br/>
     </w:r>

--- a/tillsyn/A 7386-2025 tillsynsbegäran.docx
+++ b/tillsyn/A 7386-2025 tillsynsbegäran.docx
@@ -229,7 +229,7 @@
     <w:r>
       <w:tab/>
       <w:tab/>
-      <w:t>2025-06-03</w:t>
+      <w:t>2025-06-04</w:t>
       <w:br/>
       <w:br/>
     </w:r>

--- a/tillsyn/A 7386-2025 tillsynsbegäran.docx
+++ b/tillsyn/A 7386-2025 tillsynsbegäran.docx
@@ -229,7 +229,7 @@
     <w:r>
       <w:tab/>
       <w:tab/>
-      <w:t>2025-06-04</w:t>
+      <w:t>2025-06-05</w:t>
       <w:br/>
       <w:br/>
     </w:r>

--- a/tillsyn/A 7386-2025 tillsynsbegäran.docx
+++ b/tillsyn/A 7386-2025 tillsynsbegäran.docx
@@ -229,7 +229,7 @@
     <w:r>
       <w:tab/>
       <w:tab/>
-      <w:t>2025-06-05</w:t>
+      <w:t>2025-06-13</w:t>
       <w:br/>
       <w:br/>
     </w:r>

--- a/tillsyn/A 7386-2025 tillsynsbegäran.docx
+++ b/tillsyn/A 7386-2025 tillsynsbegäran.docx
@@ -229,7 +229,7 @@
     <w:r>
       <w:tab/>
       <w:tab/>
-      <w:t>2025-06-13</w:t>
+      <w:t>2025-06-15</w:t>
       <w:br/>
       <w:br/>
     </w:r>

--- a/tillsyn/A 7386-2025 tillsynsbegäran.docx
+++ b/tillsyn/A 7386-2025 tillsynsbegäran.docx
@@ -229,7 +229,7 @@
     <w:r>
       <w:tab/>
       <w:tab/>
-      <w:t>2025-06-15</w:t>
+      <w:t>2025-06-16</w:t>
       <w:br/>
       <w:br/>
     </w:r>

--- a/tillsyn/A 7386-2025 tillsynsbegäran.docx
+++ b/tillsyn/A 7386-2025 tillsynsbegäran.docx
@@ -229,7 +229,7 @@
     <w:r>
       <w:tab/>
       <w:tab/>
-      <w:t>2025-06-16</w:t>
+      <w:t>2025-06-17</w:t>
       <w:br/>
       <w:br/>
     </w:r>

--- a/tillsyn/A 7386-2025 tillsynsbegäran.docx
+++ b/tillsyn/A 7386-2025 tillsynsbegäran.docx
@@ -229,7 +229,7 @@
     <w:r>
       <w:tab/>
       <w:tab/>
-      <w:t>2025-06-17</w:t>
+      <w:t>2025-06-18</w:t>
       <w:br/>
       <w:br/>
     </w:r>

--- a/tillsyn/A 7386-2025 tillsynsbegäran.docx
+++ b/tillsyn/A 7386-2025 tillsynsbegäran.docx
@@ -229,7 +229,7 @@
     <w:r>
       <w:tab/>
       <w:tab/>
-      <w:t>2025-06-18</w:t>
+      <w:t>2025-06-19</w:t>
       <w:br/>
       <w:br/>
     </w:r>

--- a/tillsyn/A 7386-2025 tillsynsbegäran.docx
+++ b/tillsyn/A 7386-2025 tillsynsbegäran.docx
@@ -229,7 +229,7 @@
     <w:r>
       <w:tab/>
       <w:tab/>
-      <w:t>2025-06-19</w:t>
+      <w:t>2025-06-20</w:t>
       <w:br/>
       <w:br/>
     </w:r>

--- a/tillsyn/A 7386-2025 tillsynsbegäran.docx
+++ b/tillsyn/A 7386-2025 tillsynsbegäran.docx
@@ -229,7 +229,7 @@
     <w:r>
       <w:tab/>
       <w:tab/>
-      <w:t>2025-06-20</w:t>
+      <w:t>2025-06-21</w:t>
       <w:br/>
       <w:br/>
     </w:r>

--- a/tillsyn/A 7386-2025 tillsynsbegäran.docx
+++ b/tillsyn/A 7386-2025 tillsynsbegäran.docx
@@ -229,7 +229,7 @@
     <w:r>
       <w:tab/>
       <w:tab/>
-      <w:t>2025-06-21</w:t>
+      <w:t>2025-06-22</w:t>
       <w:br/>
       <w:br/>
     </w:r>

--- a/tillsyn/A 7386-2025 tillsynsbegäran.docx
+++ b/tillsyn/A 7386-2025 tillsynsbegäran.docx
@@ -229,7 +229,7 @@
     <w:r>
       <w:tab/>
       <w:tab/>
-      <w:t>2025-06-22</w:t>
+      <w:t>2025-06-23</w:t>
       <w:br/>
       <w:br/>
     </w:r>

--- a/tillsyn/A 7386-2025 tillsynsbegäran.docx
+++ b/tillsyn/A 7386-2025 tillsynsbegäran.docx
@@ -229,7 +229,7 @@
     <w:r>
       <w:tab/>
       <w:tab/>
-      <w:t>2025-06-23</w:t>
+      <w:t>2025-06-24</w:t>
       <w:br/>
       <w:br/>
     </w:r>

--- a/tillsyn/A 7386-2025 tillsynsbegäran.docx
+++ b/tillsyn/A 7386-2025 tillsynsbegäran.docx
@@ -229,7 +229,7 @@
     <w:r>
       <w:tab/>
       <w:tab/>
-      <w:t>2025-06-24</w:t>
+      <w:t>2025-06-25</w:t>
       <w:br/>
       <w:br/>
     </w:r>

--- a/tillsyn/A 7386-2025 tillsynsbegäran.docx
+++ b/tillsyn/A 7386-2025 tillsynsbegäran.docx
@@ -229,7 +229,7 @@
     <w:r>
       <w:tab/>
       <w:tab/>
-      <w:t>2025-06-25</w:t>
+      <w:t>2025-06-26</w:t>
       <w:br/>
       <w:br/>
     </w:r>

--- a/tillsyn/A 7386-2025 tillsynsbegäran.docx
+++ b/tillsyn/A 7386-2025 tillsynsbegäran.docx
@@ -229,7 +229,7 @@
     <w:r>
       <w:tab/>
       <w:tab/>
-      <w:t>2025-06-26</w:t>
+      <w:t>2025-06-27</w:t>
       <w:br/>
       <w:br/>
     </w:r>

--- a/tillsyn/A 7386-2025 tillsynsbegäran.docx
+++ b/tillsyn/A 7386-2025 tillsynsbegäran.docx
@@ -229,7 +229,7 @@
     <w:r>
       <w:tab/>
       <w:tab/>
-      <w:t>2025-06-27</w:t>
+      <w:t>2025-06-28</w:t>
       <w:br/>
       <w:br/>
     </w:r>

--- a/tillsyn/A 7386-2025 tillsynsbegäran.docx
+++ b/tillsyn/A 7386-2025 tillsynsbegäran.docx
@@ -229,7 +229,7 @@
     <w:r>
       <w:tab/>
       <w:tab/>
-      <w:t>2025-06-28</w:t>
+      <w:t>2025-06-29</w:t>
       <w:br/>
       <w:br/>
     </w:r>

--- a/tillsyn/A 7386-2025 tillsynsbegäran.docx
+++ b/tillsyn/A 7386-2025 tillsynsbegäran.docx
@@ -229,7 +229,7 @@
     <w:r>
       <w:tab/>
       <w:tab/>
-      <w:t>2025-06-29</w:t>
+      <w:t>2025-06-30</w:t>
       <w:br/>
       <w:br/>
     </w:r>

--- a/tillsyn/A 7386-2025 tillsynsbegäran.docx
+++ b/tillsyn/A 7386-2025 tillsynsbegäran.docx
@@ -229,7 +229,7 @@
     <w:r>
       <w:tab/>
       <w:tab/>
-      <w:t>2025-06-30</w:t>
+      <w:t>2025-07-01</w:t>
       <w:br/>
       <w:br/>
     </w:r>

--- a/tillsyn/A 7386-2025 tillsynsbegäran.docx
+++ b/tillsyn/A 7386-2025 tillsynsbegäran.docx
@@ -229,7 +229,7 @@
     <w:r>
       <w:tab/>
       <w:tab/>
-      <w:t>2025-07-01</w:t>
+      <w:t>2025-07-02</w:t>
       <w:br/>
       <w:br/>
     </w:r>

--- a/tillsyn/A 7386-2025 tillsynsbegäran.docx
+++ b/tillsyn/A 7386-2025 tillsynsbegäran.docx
@@ -229,7 +229,7 @@
     <w:r>
       <w:tab/>
       <w:tab/>
-      <w:t>2025-07-02</w:t>
+      <w:t>2025-07-03</w:t>
       <w:br/>
       <w:br/>
     </w:r>

--- a/tillsyn/A 7386-2025 tillsynsbegäran.docx
+++ b/tillsyn/A 7386-2025 tillsynsbegäran.docx
@@ -229,7 +229,7 @@
     <w:r>
       <w:tab/>
       <w:tab/>
-      <w:t>2025-07-03</w:t>
+      <w:t>2025-07-04</w:t>
       <w:br/>
       <w:br/>
     </w:r>

--- a/tillsyn/A 7386-2025 tillsynsbegäran.docx
+++ b/tillsyn/A 7386-2025 tillsynsbegäran.docx
@@ -229,7 +229,7 @@
     <w:r>
       <w:tab/>
       <w:tab/>
-      <w:t>2025-07-04</w:t>
+      <w:t>2025-07-05</w:t>
       <w:br/>
       <w:br/>
     </w:r>

--- a/tillsyn/A 7386-2025 tillsynsbegäran.docx
+++ b/tillsyn/A 7386-2025 tillsynsbegäran.docx
@@ -229,7 +229,7 @@
     <w:r>
       <w:tab/>
       <w:tab/>
-      <w:t>2025-07-05</w:t>
+      <w:t>2025-07-06</w:t>
       <w:br/>
       <w:br/>
     </w:r>

--- a/tillsyn/A 7386-2025 tillsynsbegäran.docx
+++ b/tillsyn/A 7386-2025 tillsynsbegäran.docx
@@ -229,7 +229,7 @@
     <w:r>
       <w:tab/>
       <w:tab/>
-      <w:t>2025-07-06</w:t>
+      <w:t>2025-07-07</w:t>
       <w:br/>
       <w:br/>
     </w:r>

--- a/tillsyn/A 7386-2025 tillsynsbegäran.docx
+++ b/tillsyn/A 7386-2025 tillsynsbegäran.docx
@@ -229,7 +229,7 @@
     <w:r>
       <w:tab/>
       <w:tab/>
-      <w:t>2025-07-07</w:t>
+      <w:t>2025-07-08</w:t>
       <w:br/>
       <w:br/>
     </w:r>

--- a/tillsyn/A 7386-2025 tillsynsbegäran.docx
+++ b/tillsyn/A 7386-2025 tillsynsbegäran.docx
@@ -229,7 +229,7 @@
     <w:r>
       <w:tab/>
       <w:tab/>
-      <w:t>2025-07-08</w:t>
+      <w:t>2025-07-09</w:t>
       <w:br/>
       <w:br/>
     </w:r>

--- a/tillsyn/A 7386-2025 tillsynsbegäran.docx
+++ b/tillsyn/A 7386-2025 tillsynsbegäran.docx
@@ -229,7 +229,7 @@
     <w:r>
       <w:tab/>
       <w:tab/>
-      <w:t>2025-07-09</w:t>
+      <w:t>2025-07-11</w:t>
       <w:br/>
       <w:br/>
     </w:r>

--- a/tillsyn/A 7386-2025 tillsynsbegäran.docx
+++ b/tillsyn/A 7386-2025 tillsynsbegäran.docx
@@ -229,7 +229,7 @@
     <w:r>
       <w:tab/>
       <w:tab/>
-      <w:t>2025-07-11</w:t>
+      <w:t>2025-07-12</w:t>
       <w:br/>
       <w:br/>
     </w:r>

--- a/tillsyn/A 7386-2025 tillsynsbegäran.docx
+++ b/tillsyn/A 7386-2025 tillsynsbegäran.docx
@@ -229,7 +229,7 @@
     <w:r>
       <w:tab/>
       <w:tab/>
-      <w:t>2025-07-12</w:t>
+      <w:t>2025-07-13</w:t>
       <w:br/>
       <w:br/>
     </w:r>

--- a/tillsyn/A 7386-2025 tillsynsbegäran.docx
+++ b/tillsyn/A 7386-2025 tillsynsbegäran.docx
@@ -229,7 +229,7 @@
     <w:r>
       <w:tab/>
       <w:tab/>
-      <w:t>2025-07-13</w:t>
+      <w:t>2025-07-14</w:t>
       <w:br/>
       <w:br/>
     </w:r>

--- a/tillsyn/A 7386-2025 tillsynsbegäran.docx
+++ b/tillsyn/A 7386-2025 tillsynsbegäran.docx
@@ -229,7 +229,7 @@
     <w:r>
       <w:tab/>
       <w:tab/>
-      <w:t>2025-08-06</w:t>
+      <w:t>2025-08-09</w:t>
       <w:br/>
       <w:br/>
     </w:r>
